--- a/2 курс/4 семестр/Технлония разработки программных приложений/Проектная работа/Проект_Астахов_СП_ИКБО-50-23.docx
+++ b/2 курс/4 семестр/Технлония разработки программных приложений/Проектная работа/Проект_Астахов_СП_ИКБО-50-23.docx
@@ -556,7 +556,38 @@
                 <w:sz w:val="28"/>
                 <w:szCs w:val="28"/>
               </w:rPr>
-              <w:t>Тема: «»</w:t>
+              <w:t>Тема: «</w:t>
+            </w:r>
+            <w:r>
+              <w:rPr>
+                <w:rFonts w:ascii="Times New Roman" w:hAnsi="Times New Roman"/>
+                <w:b/>
+                <w:spacing w:val="-5"/>
+                <w:sz w:val="28"/>
+                <w:szCs w:val="28"/>
+              </w:rPr>
+              <w:t xml:space="preserve">Разработка игры на движке </w:t>
+            </w:r>
+            <w:r>
+              <w:rPr>
+                <w:rFonts w:ascii="Times New Roman" w:hAnsi="Times New Roman"/>
+                <w:b/>
+                <w:spacing w:val="-5"/>
+                <w:sz w:val="28"/>
+                <w:szCs w:val="28"/>
+                <w:lang w:val="en-US"/>
+              </w:rPr>
+              <w:t>Unity</w:t>
+            </w:r>
+            <w:r>
+              <w:rPr>
+                <w:rFonts w:ascii="Times New Roman" w:hAnsi="Times New Roman"/>
+                <w:b/>
+                <w:spacing w:val="-5"/>
+                <w:sz w:val="28"/>
+                <w:szCs w:val="28"/>
+              </w:rPr>
+              <w:t>»</w:t>
             </w:r>
           </w:p>
         </w:tc>
@@ -1493,7 +1524,7 @@
           <w:r>
             <w:fldChar w:fldCharType="separate"/>
           </w:r>
-          <w:hyperlink w:anchor="_Toc191205641" w:history="1">
+          <w:hyperlink w:anchor="_Toc191853021" w:history="1">
             <w:r>
               <w:rPr>
                 <w:rStyle w:val="a5"/>
@@ -1515,7 +1546,7 @@
                 <w:rStyle w:val="a5"/>
                 <w:noProof/>
               </w:rPr>
-              <w:t>Формулировка задачи и решение</w:t>
+              <w:t>Система контроля версий и оформления кода</w:t>
             </w:r>
             <w:r>
               <w:rPr>
@@ -1536,7 +1567,7 @@
                 <w:noProof/>
                 <w:webHidden/>
               </w:rPr>
-              <w:instrText xml:space="preserve"> PAGEREF _Toc191205641 \h </w:instrText>
+              <w:instrText xml:space="preserve"> PAGEREF _Toc191853021 \h </w:instrText>
             </w:r>
             <w:r>
               <w:rPr>
@@ -1556,7 +1587,7 @@
                 <w:noProof/>
                 <w:webHidden/>
               </w:rPr>
-              <w:t>2</w:t>
+              <w:t>3</w:t>
             </w:r>
             <w:r>
               <w:rPr>
@@ -1569,7 +1600,11 @@
         </w:p>
         <w:p>
           <w:pPr>
-            <w:pStyle w:val="11"/>
+            <w:pStyle w:val="21"/>
+            <w:tabs>
+              <w:tab w:val="left" w:pos="1760"/>
+              <w:tab w:val="right" w:leader="dot" w:pos="9345"/>
+            </w:tabs>
             <w:rPr>
               <w:rFonts w:asciiTheme="minorHAnsi" w:eastAsiaTheme="minorEastAsia" w:hAnsiTheme="minorHAnsi"/>
               <w:noProof/>
@@ -1577,13 +1612,20 @@
               <w:lang w:eastAsia="ru-RU"/>
             </w:rPr>
           </w:pPr>
-          <w:hyperlink w:anchor="_Toc191205642" w:history="1">
+          <w:hyperlink w:anchor="_Toc191853022" w:history="1">
             <w:r>
               <w:rPr>
                 <w:rStyle w:val="a5"/>
+                <w:bCs/>
                 <w:noProof/>
-              </w:rPr>
-              <w:t>2</w:t>
+                <w14:scene3d>
+                  <w14:camera w14:prst="orthographicFront"/>
+                  <w14:lightRig w14:rig="threePt" w14:dir="t">
+                    <w14:rot w14:lat="0" w14:lon="0" w14:rev="0"/>
+                  </w14:lightRig>
+                </w14:scene3d>
+              </w:rPr>
+              <w:t>1.1</w:t>
             </w:r>
             <w:r>
               <w:rPr>
@@ -1599,7 +1641,7 @@
                 <w:rStyle w:val="a5"/>
                 <w:noProof/>
               </w:rPr>
-              <w:t>Контрольные вопросы</w:t>
+              <w:t>Обоснование выбора темы</w:t>
             </w:r>
             <w:r>
               <w:rPr>
@@ -1620,7 +1662,7 @@
                 <w:noProof/>
                 <w:webHidden/>
               </w:rPr>
-              <w:instrText xml:space="preserve"> PAGEREF _Toc191205642 \h </w:instrText>
+              <w:instrText xml:space="preserve"> PAGEREF _Toc191853022 \h </w:instrText>
             </w:r>
             <w:r>
               <w:rPr>
@@ -1640,7 +1682,7 @@
                 <w:noProof/>
                 <w:webHidden/>
               </w:rPr>
-              <w:t>4</w:t>
+              <w:t>3</w:t>
             </w:r>
             <w:r>
               <w:rPr>
@@ -1653,7 +1695,11 @@
         </w:p>
         <w:p>
           <w:pPr>
-            <w:pStyle w:val="11"/>
+            <w:pStyle w:val="21"/>
+            <w:tabs>
+              <w:tab w:val="left" w:pos="1760"/>
+              <w:tab w:val="right" w:leader="dot" w:pos="9345"/>
+            </w:tabs>
             <w:rPr>
               <w:rFonts w:asciiTheme="minorHAnsi" w:eastAsiaTheme="minorEastAsia" w:hAnsiTheme="minorHAnsi"/>
               <w:noProof/>
@@ -1661,13 +1707,20 @@
               <w:lang w:eastAsia="ru-RU"/>
             </w:rPr>
           </w:pPr>
-          <w:hyperlink w:anchor="_Toc191205643" w:history="1">
+          <w:hyperlink w:anchor="_Toc191853023" w:history="1">
             <w:r>
               <w:rPr>
                 <w:rStyle w:val="a5"/>
+                <w:bCs/>
                 <w:noProof/>
-              </w:rPr>
-              <w:t>3</w:t>
+                <w14:scene3d>
+                  <w14:camera w14:prst="orthographicFront"/>
+                  <w14:lightRig w14:rig="threePt" w14:dir="t">
+                    <w14:rot w14:lat="0" w14:lon="0" w14:rev="0"/>
+                  </w14:lightRig>
+                </w14:scene3d>
+              </w:rPr>
+              <w:t>1.2</w:t>
             </w:r>
             <w:r>
               <w:rPr>
@@ -1683,7 +1736,7 @@
                 <w:rStyle w:val="a5"/>
                 <w:noProof/>
               </w:rPr>
-              <w:t>Вывод</w:t>
+              <w:t>Функциональные требования к проекту</w:t>
             </w:r>
             <w:r>
               <w:rPr>
@@ -1704,7 +1757,7 @@
                 <w:noProof/>
                 <w:webHidden/>
               </w:rPr>
-              <w:instrText xml:space="preserve"> PAGEREF _Toc191205643 \h </w:instrText>
+              <w:instrText xml:space="preserve"> PAGEREF _Toc191853023 \h </w:instrText>
             </w:r>
             <w:r>
               <w:rPr>
@@ -1724,7 +1777,7 @@
                 <w:noProof/>
                 <w:webHidden/>
               </w:rPr>
-              <w:t>5</w:t>
+              <w:t>3</w:t>
             </w:r>
             <w:r>
               <w:rPr>
@@ -1737,7 +1790,11 @@
         </w:p>
         <w:p>
           <w:pPr>
-            <w:pStyle w:val="11"/>
+            <w:pStyle w:val="21"/>
+            <w:tabs>
+              <w:tab w:val="left" w:pos="1760"/>
+              <w:tab w:val="right" w:leader="dot" w:pos="9345"/>
+            </w:tabs>
             <w:rPr>
               <w:rFonts w:asciiTheme="minorHAnsi" w:eastAsiaTheme="minorEastAsia" w:hAnsiTheme="minorHAnsi"/>
               <w:noProof/>
@@ -1745,13 +1802,20 @@
               <w:lang w:eastAsia="ru-RU"/>
             </w:rPr>
           </w:pPr>
-          <w:hyperlink w:anchor="_Toc191205644" w:history="1">
+          <w:hyperlink w:anchor="_Toc191853024" w:history="1">
             <w:r>
               <w:rPr>
                 <w:rStyle w:val="a5"/>
+                <w:bCs/>
                 <w:noProof/>
-              </w:rPr>
-              <w:t>4</w:t>
+                <w14:scene3d>
+                  <w14:camera w14:prst="orthographicFront"/>
+                  <w14:lightRig w14:rig="threePt" w14:dir="t">
+                    <w14:rot w14:lat="0" w14:lon="0" w14:rev="0"/>
+                  </w14:lightRig>
+                </w14:scene3d>
+              </w:rPr>
+              <w:t>1.3</w:t>
             </w:r>
             <w:r>
               <w:rPr>
@@ -1767,7 +1831,7 @@
                 <w:rStyle w:val="a5"/>
                 <w:noProof/>
               </w:rPr>
-              <w:t>Дополнительная литература</w:t>
+              <w:t>Макет интерфейса продукта</w:t>
             </w:r>
             <w:r>
               <w:rPr>
@@ -1788,7 +1852,7 @@
                 <w:noProof/>
                 <w:webHidden/>
               </w:rPr>
-              <w:instrText xml:space="preserve"> PAGEREF _Toc191205644 \h </w:instrText>
+              <w:instrText xml:space="preserve"> PAGEREF _Toc191853024 \h </w:instrText>
             </w:r>
             <w:r>
               <w:rPr>
@@ -1808,7 +1872,102 @@
                 <w:noProof/>
                 <w:webHidden/>
               </w:rPr>
-              <w:t>6</w:t>
+              <w:t>4</w:t>
+            </w:r>
+            <w:r>
+              <w:rPr>
+                <w:noProof/>
+                <w:webHidden/>
+              </w:rPr>
+              <w:fldChar w:fldCharType="end"/>
+            </w:r>
+          </w:hyperlink>
+        </w:p>
+        <w:p>
+          <w:pPr>
+            <w:pStyle w:val="21"/>
+            <w:tabs>
+              <w:tab w:val="left" w:pos="1760"/>
+              <w:tab w:val="right" w:leader="dot" w:pos="9345"/>
+            </w:tabs>
+            <w:rPr>
+              <w:rFonts w:asciiTheme="minorHAnsi" w:eastAsiaTheme="minorEastAsia" w:hAnsiTheme="minorHAnsi"/>
+              <w:noProof/>
+              <w:sz w:val="22"/>
+              <w:lang w:eastAsia="ru-RU"/>
+            </w:rPr>
+          </w:pPr>
+          <w:hyperlink w:anchor="_Toc191853025" w:history="1">
+            <w:r>
+              <w:rPr>
+                <w:rStyle w:val="a5"/>
+                <w:bCs/>
+                <w:noProof/>
+                <w14:scene3d>
+                  <w14:camera w14:prst="orthographicFront"/>
+                  <w14:lightRig w14:rig="threePt" w14:dir="t">
+                    <w14:rot w14:lat="0" w14:lon="0" w14:rev="0"/>
+                  </w14:lightRig>
+                </w14:scene3d>
+              </w:rPr>
+              <w:t>1.4</w:t>
+            </w:r>
+            <w:r>
+              <w:rPr>
+                <w:rFonts w:asciiTheme="minorHAnsi" w:eastAsiaTheme="minorEastAsia" w:hAnsiTheme="minorHAnsi"/>
+                <w:noProof/>
+                <w:sz w:val="22"/>
+                <w:lang w:eastAsia="ru-RU"/>
+              </w:rPr>
+              <w:tab/>
+            </w:r>
+            <w:r>
+              <w:rPr>
+                <w:rStyle w:val="a5"/>
+                <w:noProof/>
+              </w:rPr>
+              <w:t>Репозиторий проекта</w:t>
+            </w:r>
+            <w:r>
+              <w:rPr>
+                <w:noProof/>
+                <w:webHidden/>
+              </w:rPr>
+              <w:tab/>
+            </w:r>
+            <w:r>
+              <w:rPr>
+                <w:noProof/>
+                <w:webHidden/>
+              </w:rPr>
+              <w:fldChar w:fldCharType="begin"/>
+            </w:r>
+            <w:r>
+              <w:rPr>
+                <w:noProof/>
+                <w:webHidden/>
+              </w:rPr>
+              <w:instrText xml:space="preserve"> PAGEREF _Toc191853025 \h </w:instrText>
+            </w:r>
+            <w:r>
+              <w:rPr>
+                <w:noProof/>
+                <w:webHidden/>
+              </w:rPr>
+            </w:r>
+            <w:r>
+              <w:rPr>
+                <w:noProof/>
+                <w:webHidden/>
+              </w:rPr>
+              <w:fldChar w:fldCharType="separate"/>
+            </w:r>
+            <w:r>
+              <w:rPr>
+                <w:noProof/>
+                <w:webHidden/>
+              </w:rPr>
+              <w:t>5</w:t>
             </w:r>
             <w:r>
               <w:rPr>
@@ -1875,148 +2034,1301 @@
       <w:pPr>
         <w:pStyle w:val="1"/>
       </w:pPr>
-      <w:bookmarkStart w:id="0" w:name="_Toc190603382"/>
-      <w:bookmarkStart w:id="1" w:name="_Toc191205641"/>
+      <w:bookmarkStart w:id="0" w:name="_Toc191853021"/>
       <w:r>
         <w:lastRenderedPageBreak/>
-        <w:t>Формулировка задачи и решение</w:t>
+        <w:t>Система контроля версий и оформления кода</w:t>
       </w:r>
       <w:bookmarkEnd w:id="0"/>
+    </w:p>
+    <w:p>
+      <w:pPr>
+        <w:pStyle w:val="2"/>
+      </w:pPr>
+      <w:bookmarkStart w:id="1" w:name="_Toc191853022"/>
+      <w:r>
+        <w:t>Обоснование выбора темы</w:t>
+      </w:r>
       <w:bookmarkEnd w:id="1"/>
     </w:p>
     <w:p>
       <w:pPr>
-        <w:ind w:firstLine="708"/>
-      </w:pPr>
-    </w:p>
-    <w:p/>
-    <w:p>
-      <w:pPr>
-        <w:ind w:firstLine="0"/>
-      </w:pPr>
-    </w:p>
-    <w:p>
-      <w:bookmarkStart w:id="2" w:name="_Toc190603384"/>
-    </w:p>
-    <w:p>
-      <w:pPr>
-        <w:ind w:firstLine="0"/>
-      </w:pPr>
-    </w:p>
-    <w:p>
-      <w:pPr>
-        <w:ind w:firstLine="0"/>
-      </w:pPr>
-    </w:p>
-    <w:p>
-      <w:pPr>
-        <w:ind w:firstLine="0"/>
-      </w:pPr>
-    </w:p>
-    <w:p>
-      <w:pPr>
-        <w:spacing w:line="259" w:lineRule="auto"/>
-        <w:ind w:firstLine="0"/>
-        <w:jc w:val="left"/>
+        <w:ind w:firstLine="576"/>
       </w:pPr>
       <w:r>
-        <w:br w:type="page"/>
+        <w:t>В современном мире товар развлечения стал неотъемлемой сферой потребления. Люди стремятся к отдыху и расслаблению после тяжёлого дня, а цифровые игры помогают в этом расслабиться и сменить атмосферу. Игры помогают развеется, найти новых друзей на общем хобби,</w:t>
+      </w:r>
+      <w:r>
+        <w:t xml:space="preserve"> дают какой-то урок, а </w:t>
+      </w:r>
+      <w:r>
+        <w:t>также помогают развить в себе чувство эмоционального наполнения, когда ты прошел какой-то этап в игре, либо же получил игровой предмет, который поможет тебе позже.</w:t>
+      </w:r>
+      <w:r>
+        <w:t xml:space="preserve"> Все эти вещи могут подарить нам неописуемые эмоции и хорошие воспоминания на долгие годы, в связи с этим, мне хотелось бы создать для потребления свой мини проект посвященной на эту тему. </w:t>
       </w:r>
     </w:p>
     <w:p>
       <w:pPr>
-        <w:pStyle w:val="1"/>
-      </w:pPr>
-      <w:bookmarkStart w:id="3" w:name="_Toc191205642"/>
+        <w:pStyle w:val="2"/>
+      </w:pPr>
+      <w:bookmarkStart w:id="2" w:name="_Toc191853023"/>
       <w:r>
-        <w:lastRenderedPageBreak/>
-        <w:t>Контрольные вопросы</w:t>
+        <w:t>Функциональные требования к проекту</w:t>
       </w:r>
       <w:bookmarkEnd w:id="2"/>
+    </w:p>
+    <w:p>
+      <w:r>
+        <w:t xml:space="preserve">Функциональные требования к проекту сформированы в виде подробного </w:t>
+      </w:r>
+      <w:r>
+        <w:rPr>
+          <w:lang w:val="en-US"/>
+        </w:rPr>
+        <w:t>User</w:t>
+      </w:r>
+      <w:r>
+        <w:t xml:space="preserve"> </w:t>
+      </w:r>
+      <w:r>
+        <w:rPr>
+          <w:lang w:val="en-US"/>
+        </w:rPr>
+        <w:t>Story</w:t>
+      </w:r>
+      <w:r>
+        <w:t xml:space="preserve"> </w:t>
+      </w:r>
+      <w:r>
+        <w:t>и приведены в таблицах 1-4. Для каждой «истории» описан необходимый для реализации функционал игры.</w:t>
+      </w:r>
+    </w:p>
+    <w:tbl>
+      <w:tblPr>
+        <w:tblStyle w:val="a6"/>
+        <w:tblW w:w="0" w:type="auto"/>
+        <w:tblLook w:val="04A0" w:firstRow="1" w:lastRow="0" w:firstColumn="1" w:lastColumn="0" w:noHBand="0" w:noVBand="1"/>
+      </w:tblPr>
+      <w:tblGrid>
+        <w:gridCol w:w="3115"/>
+        <w:gridCol w:w="1133"/>
+        <w:gridCol w:w="5097"/>
+      </w:tblGrid>
+      <w:tr>
+        <w:tc>
+          <w:tcPr>
+            <w:tcW w:w="4248" w:type="dxa"/>
+            <w:gridSpan w:val="2"/>
+          </w:tcPr>
+          <w:p>
+            <w:pPr>
+              <w:ind w:firstLine="0"/>
+              <w:rPr>
+                <w:szCs w:val="28"/>
+              </w:rPr>
+            </w:pPr>
+            <w:r>
+              <w:rPr>
+                <w:szCs w:val="28"/>
+              </w:rPr>
+              <w:t>Заголовок</w:t>
+            </w:r>
+          </w:p>
+        </w:tc>
+        <w:tc>
+          <w:tcPr>
+            <w:tcW w:w="5097" w:type="dxa"/>
+          </w:tcPr>
+          <w:p>
+            <w:pPr>
+              <w:ind w:firstLine="0"/>
+              <w:rPr>
+                <w:szCs w:val="28"/>
+              </w:rPr>
+            </w:pPr>
+            <w:r>
+              <w:rPr>
+                <w:szCs w:val="28"/>
+              </w:rPr>
+              <w:t>Контактная информация о статье</w:t>
+            </w:r>
+          </w:p>
+        </w:tc>
+      </w:tr>
+      <w:tr>
+        <w:tc>
+          <w:tcPr>
+            <w:tcW w:w="3115" w:type="dxa"/>
+          </w:tcPr>
+          <w:p>
+            <w:pPr>
+              <w:ind w:firstLine="0"/>
+              <w:rPr>
+                <w:szCs w:val="28"/>
+              </w:rPr>
+            </w:pPr>
+            <w:r>
+              <w:rPr>
+                <w:szCs w:val="28"/>
+              </w:rPr>
+              <w:t>Заказчик (</w:t>
+            </w:r>
+            <w:r>
+              <w:rPr>
+                <w:szCs w:val="28"/>
+                <w:lang w:val="en-US"/>
+              </w:rPr>
+              <w:t>actor</w:t>
+            </w:r>
+            <w:r>
+              <w:rPr>
+                <w:szCs w:val="28"/>
+              </w:rPr>
+              <w:t>)</w:t>
+            </w:r>
+          </w:p>
+        </w:tc>
+        <w:tc>
+          <w:tcPr>
+            <w:tcW w:w="1133" w:type="dxa"/>
+          </w:tcPr>
+          <w:p>
+            <w:pPr>
+              <w:ind w:firstLine="0"/>
+              <w:rPr>
+                <w:szCs w:val="28"/>
+                <w:lang w:val="en-US"/>
+              </w:rPr>
+            </w:pPr>
+            <w:r>
+              <w:rPr>
+                <w:szCs w:val="28"/>
+              </w:rPr>
+              <w:t>К</w:t>
+            </w:r>
+            <w:r>
+              <w:rPr>
+                <w:szCs w:val="28"/>
+              </w:rPr>
+              <w:t>то</w:t>
+            </w:r>
+          </w:p>
+        </w:tc>
+        <w:tc>
+          <w:tcPr>
+            <w:tcW w:w="5097" w:type="dxa"/>
+          </w:tcPr>
+          <w:p>
+            <w:pPr>
+              <w:ind w:firstLine="0"/>
+              <w:rPr>
+                <w:szCs w:val="28"/>
+              </w:rPr>
+            </w:pPr>
+            <w:r>
+              <w:rPr>
+                <w:szCs w:val="28"/>
+              </w:rPr>
+              <w:t>пользователь</w:t>
+            </w:r>
+          </w:p>
+        </w:tc>
+      </w:tr>
+      <w:tr>
+        <w:tc>
+          <w:tcPr>
+            <w:tcW w:w="3115" w:type="dxa"/>
+          </w:tcPr>
+          <w:p>
+            <w:pPr>
+              <w:ind w:firstLine="0"/>
+              <w:rPr>
+                <w:szCs w:val="28"/>
+              </w:rPr>
+            </w:pPr>
+            <w:r>
+              <w:rPr>
+                <w:szCs w:val="28"/>
+              </w:rPr>
+              <w:t>Примечание</w:t>
+            </w:r>
+          </w:p>
+        </w:tc>
+        <w:tc>
+          <w:tcPr>
+            <w:tcW w:w="1133" w:type="dxa"/>
+          </w:tcPr>
+          <w:p>
+            <w:pPr>
+              <w:ind w:firstLine="0"/>
+              <w:rPr>
+                <w:szCs w:val="28"/>
+              </w:rPr>
+            </w:pPr>
+            <w:r>
+              <w:rPr>
+                <w:szCs w:val="28"/>
+              </w:rPr>
+              <w:t>Я хочу</w:t>
+            </w:r>
+          </w:p>
+        </w:tc>
+        <w:tc>
+          <w:tcPr>
+            <w:tcW w:w="5097" w:type="dxa"/>
+          </w:tcPr>
+          <w:p>
+            <w:pPr>
+              <w:ind w:firstLine="0"/>
+              <w:rPr>
+                <w:szCs w:val="28"/>
+              </w:rPr>
+            </w:pPr>
+            <w:r>
+              <w:rPr>
+                <w:szCs w:val="28"/>
+              </w:rPr>
+              <w:t>возможность получать монеты</w:t>
+            </w:r>
+          </w:p>
+        </w:tc>
+      </w:tr>
+      <w:tr>
+        <w:tc>
+          <w:tcPr>
+            <w:tcW w:w="3115" w:type="dxa"/>
+          </w:tcPr>
+          <w:p>
+            <w:pPr>
+              <w:ind w:firstLine="0"/>
+              <w:rPr>
+                <w:szCs w:val="28"/>
+              </w:rPr>
+            </w:pPr>
+            <w:r>
+              <w:rPr>
+                <w:szCs w:val="28"/>
+              </w:rPr>
+              <w:t>Цель</w:t>
+            </w:r>
+          </w:p>
+        </w:tc>
+        <w:tc>
+          <w:tcPr>
+            <w:tcW w:w="1133" w:type="dxa"/>
+          </w:tcPr>
+          <w:p>
+            <w:pPr>
+              <w:ind w:firstLine="0"/>
+              <w:rPr>
+                <w:szCs w:val="28"/>
+              </w:rPr>
+            </w:pPr>
+            <w:r>
+              <w:rPr>
+                <w:szCs w:val="28"/>
+              </w:rPr>
+              <w:t>Чтобы</w:t>
+            </w:r>
+          </w:p>
+        </w:tc>
+        <w:tc>
+          <w:tcPr>
+            <w:tcW w:w="5097" w:type="dxa"/>
+          </w:tcPr>
+          <w:p>
+            <w:pPr>
+              <w:ind w:firstLine="0"/>
+              <w:rPr>
+                <w:szCs w:val="28"/>
+              </w:rPr>
+            </w:pPr>
+            <w:r>
+              <w:rPr>
+                <w:szCs w:val="28"/>
+              </w:rPr>
+              <w:t>тратить их в игровой магазине между уровнями</w:t>
+            </w:r>
+          </w:p>
+        </w:tc>
+      </w:tr>
+    </w:tbl>
+    <w:p>
+      <w:pPr>
+        <w:ind w:firstLine="0"/>
+      </w:pPr>
+    </w:p>
+    <w:tbl>
+      <w:tblPr>
+        <w:tblStyle w:val="a6"/>
+        <w:tblW w:w="0" w:type="auto"/>
+        <w:tblLook w:val="04A0" w:firstRow="1" w:lastRow="0" w:firstColumn="1" w:lastColumn="0" w:noHBand="0" w:noVBand="1"/>
+      </w:tblPr>
+      <w:tblGrid>
+        <w:gridCol w:w="3115"/>
+        <w:gridCol w:w="1133"/>
+        <w:gridCol w:w="5097"/>
+      </w:tblGrid>
+      <w:tr>
+        <w:tc>
+          <w:tcPr>
+            <w:tcW w:w="4248" w:type="dxa"/>
+            <w:gridSpan w:val="2"/>
+          </w:tcPr>
+          <w:p>
+            <w:pPr>
+              <w:ind w:firstLine="0"/>
+              <w:rPr>
+                <w:szCs w:val="28"/>
+              </w:rPr>
+            </w:pPr>
+            <w:r>
+              <w:rPr>
+                <w:szCs w:val="28"/>
+              </w:rPr>
+              <w:t>Заголовок</w:t>
+            </w:r>
+          </w:p>
+        </w:tc>
+        <w:tc>
+          <w:tcPr>
+            <w:tcW w:w="5097" w:type="dxa"/>
+          </w:tcPr>
+          <w:p>
+            <w:pPr>
+              <w:ind w:firstLine="0"/>
+              <w:rPr>
+                <w:szCs w:val="28"/>
+              </w:rPr>
+            </w:pPr>
+            <w:r>
+              <w:rPr>
+                <w:szCs w:val="28"/>
+              </w:rPr>
+              <w:t>Контактная информация о статье</w:t>
+            </w:r>
+          </w:p>
+        </w:tc>
+      </w:tr>
+      <w:tr>
+        <w:tc>
+          <w:tcPr>
+            <w:tcW w:w="3115" w:type="dxa"/>
+          </w:tcPr>
+          <w:p>
+            <w:pPr>
+              <w:ind w:firstLine="0"/>
+              <w:rPr>
+                <w:szCs w:val="28"/>
+              </w:rPr>
+            </w:pPr>
+            <w:r>
+              <w:rPr>
+                <w:szCs w:val="28"/>
+              </w:rPr>
+              <w:t>Заказчик (</w:t>
+            </w:r>
+            <w:r>
+              <w:rPr>
+                <w:szCs w:val="28"/>
+                <w:lang w:val="en-US"/>
+              </w:rPr>
+              <w:t>actor</w:t>
+            </w:r>
+            <w:r>
+              <w:rPr>
+                <w:szCs w:val="28"/>
+              </w:rPr>
+              <w:t>)</w:t>
+            </w:r>
+          </w:p>
+        </w:tc>
+        <w:tc>
+          <w:tcPr>
+            <w:tcW w:w="1133" w:type="dxa"/>
+          </w:tcPr>
+          <w:p>
+            <w:pPr>
+              <w:ind w:firstLine="0"/>
+              <w:rPr>
+                <w:szCs w:val="28"/>
+              </w:rPr>
+            </w:pPr>
+            <w:r>
+              <w:rPr>
+                <w:szCs w:val="28"/>
+              </w:rPr>
+              <w:t>Как</w:t>
+            </w:r>
+          </w:p>
+        </w:tc>
+        <w:tc>
+          <w:tcPr>
+            <w:tcW w:w="5097" w:type="dxa"/>
+          </w:tcPr>
+          <w:p>
+            <w:pPr>
+              <w:ind w:firstLine="0"/>
+              <w:rPr>
+                <w:szCs w:val="28"/>
+              </w:rPr>
+            </w:pPr>
+            <w:r>
+              <w:rPr>
+                <w:szCs w:val="28"/>
+              </w:rPr>
+              <w:t>пользователь</w:t>
+            </w:r>
+          </w:p>
+        </w:tc>
+      </w:tr>
+      <w:tr>
+        <w:tc>
+          <w:tcPr>
+            <w:tcW w:w="3115" w:type="dxa"/>
+          </w:tcPr>
+          <w:p>
+            <w:pPr>
+              <w:ind w:firstLine="0"/>
+              <w:rPr>
+                <w:szCs w:val="28"/>
+              </w:rPr>
+            </w:pPr>
+            <w:r>
+              <w:rPr>
+                <w:szCs w:val="28"/>
+              </w:rPr>
+              <w:t>Примечание</w:t>
+            </w:r>
+          </w:p>
+        </w:tc>
+        <w:tc>
+          <w:tcPr>
+            <w:tcW w:w="1133" w:type="dxa"/>
+          </w:tcPr>
+          <w:p>
+            <w:pPr>
+              <w:ind w:firstLine="0"/>
+              <w:rPr>
+                <w:szCs w:val="28"/>
+              </w:rPr>
+            </w:pPr>
+            <w:r>
+              <w:rPr>
+                <w:szCs w:val="28"/>
+              </w:rPr>
+              <w:t>Я хочу</w:t>
+            </w:r>
+          </w:p>
+        </w:tc>
+        <w:tc>
+          <w:tcPr>
+            <w:tcW w:w="5097" w:type="dxa"/>
+          </w:tcPr>
+          <w:p>
+            <w:pPr>
+              <w:ind w:firstLine="0"/>
+              <w:rPr>
+                <w:szCs w:val="28"/>
+              </w:rPr>
+            </w:pPr>
+            <w:r>
+              <w:rPr>
+                <w:szCs w:val="28"/>
+              </w:rPr>
+              <w:t>иметь множество ловушек на уровне</w:t>
+            </w:r>
+          </w:p>
+        </w:tc>
+      </w:tr>
+      <w:tr>
+        <w:tc>
+          <w:tcPr>
+            <w:tcW w:w="3115" w:type="dxa"/>
+          </w:tcPr>
+          <w:p>
+            <w:pPr>
+              <w:ind w:firstLine="0"/>
+              <w:rPr>
+                <w:szCs w:val="28"/>
+              </w:rPr>
+            </w:pPr>
+            <w:r>
+              <w:rPr>
+                <w:szCs w:val="28"/>
+              </w:rPr>
+              <w:t>Цель</w:t>
+            </w:r>
+          </w:p>
+        </w:tc>
+        <w:tc>
+          <w:tcPr>
+            <w:tcW w:w="1133" w:type="dxa"/>
+          </w:tcPr>
+          <w:p>
+            <w:pPr>
+              <w:ind w:firstLine="0"/>
+              <w:rPr>
+                <w:szCs w:val="28"/>
+              </w:rPr>
+            </w:pPr>
+            <w:r>
+              <w:rPr>
+                <w:szCs w:val="28"/>
+              </w:rPr>
+              <w:t>Чтобы</w:t>
+            </w:r>
+          </w:p>
+        </w:tc>
+        <w:tc>
+          <w:tcPr>
+            <w:tcW w:w="5097" w:type="dxa"/>
+          </w:tcPr>
+          <w:p>
+            <w:pPr>
+              <w:ind w:firstLine="0"/>
+              <w:rPr>
+                <w:szCs w:val="28"/>
+              </w:rPr>
+            </w:pPr>
+            <w:r>
+              <w:rPr>
+                <w:szCs w:val="28"/>
+              </w:rPr>
+              <w:t>усложнить и разнообразить игровой процесс</w:t>
+            </w:r>
+          </w:p>
+        </w:tc>
+      </w:tr>
+    </w:tbl>
+    <w:p>
+      <w:pPr>
+        <w:ind w:firstLine="0"/>
+      </w:pPr>
+    </w:p>
+    <w:tbl>
+      <w:tblPr>
+        <w:tblStyle w:val="a6"/>
+        <w:tblW w:w="0" w:type="auto"/>
+        <w:tblLook w:val="04A0" w:firstRow="1" w:lastRow="0" w:firstColumn="1" w:lastColumn="0" w:noHBand="0" w:noVBand="1"/>
+      </w:tblPr>
+      <w:tblGrid>
+        <w:gridCol w:w="3115"/>
+        <w:gridCol w:w="1133"/>
+        <w:gridCol w:w="5097"/>
+      </w:tblGrid>
+      <w:tr>
+        <w:tc>
+          <w:tcPr>
+            <w:tcW w:w="4248" w:type="dxa"/>
+            <w:gridSpan w:val="2"/>
+          </w:tcPr>
+          <w:p>
+            <w:pPr>
+              <w:ind w:firstLine="0"/>
+              <w:rPr>
+                <w:szCs w:val="28"/>
+              </w:rPr>
+            </w:pPr>
+            <w:r>
+              <w:rPr>
+                <w:szCs w:val="28"/>
+              </w:rPr>
+              <w:lastRenderedPageBreak/>
+              <w:t>Заголовок</w:t>
+            </w:r>
+          </w:p>
+        </w:tc>
+        <w:tc>
+          <w:tcPr>
+            <w:tcW w:w="5097" w:type="dxa"/>
+          </w:tcPr>
+          <w:p>
+            <w:pPr>
+              <w:ind w:firstLine="0"/>
+              <w:rPr>
+                <w:szCs w:val="28"/>
+              </w:rPr>
+            </w:pPr>
+            <w:r>
+              <w:rPr>
+                <w:szCs w:val="28"/>
+              </w:rPr>
+              <w:t>Контактная информация о статье</w:t>
+            </w:r>
+          </w:p>
+        </w:tc>
+      </w:tr>
+      <w:tr>
+        <w:tc>
+          <w:tcPr>
+            <w:tcW w:w="3115" w:type="dxa"/>
+          </w:tcPr>
+          <w:p>
+            <w:pPr>
+              <w:ind w:firstLine="0"/>
+              <w:rPr>
+                <w:szCs w:val="28"/>
+              </w:rPr>
+            </w:pPr>
+            <w:r>
+              <w:rPr>
+                <w:szCs w:val="28"/>
+              </w:rPr>
+              <w:t>Заказчик (</w:t>
+            </w:r>
+            <w:r>
+              <w:rPr>
+                <w:szCs w:val="28"/>
+                <w:lang w:val="en-US"/>
+              </w:rPr>
+              <w:t>actor</w:t>
+            </w:r>
+            <w:r>
+              <w:rPr>
+                <w:szCs w:val="28"/>
+              </w:rPr>
+              <w:t>)</w:t>
+            </w:r>
+          </w:p>
+        </w:tc>
+        <w:tc>
+          <w:tcPr>
+            <w:tcW w:w="1133" w:type="dxa"/>
+          </w:tcPr>
+          <w:p>
+            <w:pPr>
+              <w:ind w:firstLine="0"/>
+              <w:rPr>
+                <w:szCs w:val="28"/>
+              </w:rPr>
+            </w:pPr>
+            <w:r>
+              <w:rPr>
+                <w:szCs w:val="28"/>
+              </w:rPr>
+              <w:t>Как</w:t>
+            </w:r>
+          </w:p>
+        </w:tc>
+        <w:tc>
+          <w:tcPr>
+            <w:tcW w:w="5097" w:type="dxa"/>
+          </w:tcPr>
+          <w:p>
+            <w:pPr>
+              <w:ind w:firstLine="0"/>
+              <w:rPr>
+                <w:szCs w:val="28"/>
+              </w:rPr>
+            </w:pPr>
+            <w:r>
+              <w:rPr>
+                <w:szCs w:val="28"/>
+              </w:rPr>
+              <w:t>пользователь</w:t>
+            </w:r>
+          </w:p>
+        </w:tc>
+      </w:tr>
+      <w:tr>
+        <w:tc>
+          <w:tcPr>
+            <w:tcW w:w="3115" w:type="dxa"/>
+          </w:tcPr>
+          <w:p>
+            <w:pPr>
+              <w:ind w:firstLine="0"/>
+              <w:rPr>
+                <w:szCs w:val="28"/>
+              </w:rPr>
+            </w:pPr>
+            <w:r>
+              <w:rPr>
+                <w:szCs w:val="28"/>
+              </w:rPr>
+              <w:t>Примечание</w:t>
+            </w:r>
+          </w:p>
+        </w:tc>
+        <w:tc>
+          <w:tcPr>
+            <w:tcW w:w="1133" w:type="dxa"/>
+          </w:tcPr>
+          <w:p>
+            <w:pPr>
+              <w:ind w:firstLine="0"/>
+              <w:rPr>
+                <w:szCs w:val="28"/>
+              </w:rPr>
+            </w:pPr>
+            <w:r>
+              <w:rPr>
+                <w:szCs w:val="28"/>
+              </w:rPr>
+              <w:t>Я хочу</w:t>
+            </w:r>
+          </w:p>
+        </w:tc>
+        <w:tc>
+          <w:tcPr>
+            <w:tcW w:w="5097" w:type="dxa"/>
+          </w:tcPr>
+          <w:p>
+            <w:pPr>
+              <w:ind w:firstLine="0"/>
+              <w:rPr>
+                <w:szCs w:val="28"/>
+              </w:rPr>
+            </w:pPr>
+            <w:r>
+              <w:rPr>
+                <w:szCs w:val="28"/>
+              </w:rPr>
+              <w:t>увидеть сюжет</w:t>
+            </w:r>
+          </w:p>
+        </w:tc>
+      </w:tr>
+      <w:tr>
+        <w:tc>
+          <w:tcPr>
+            <w:tcW w:w="3115" w:type="dxa"/>
+          </w:tcPr>
+          <w:p>
+            <w:pPr>
+              <w:ind w:firstLine="0"/>
+              <w:rPr>
+                <w:szCs w:val="28"/>
+              </w:rPr>
+            </w:pPr>
+            <w:r>
+              <w:rPr>
+                <w:szCs w:val="28"/>
+              </w:rPr>
+              <w:t>Цель</w:t>
+            </w:r>
+          </w:p>
+        </w:tc>
+        <w:tc>
+          <w:tcPr>
+            <w:tcW w:w="1133" w:type="dxa"/>
+          </w:tcPr>
+          <w:p>
+            <w:pPr>
+              <w:ind w:firstLine="0"/>
+              <w:rPr>
+                <w:szCs w:val="28"/>
+              </w:rPr>
+            </w:pPr>
+            <w:r>
+              <w:rPr>
+                <w:szCs w:val="28"/>
+              </w:rPr>
+              <w:t>Чтобы</w:t>
+            </w:r>
+          </w:p>
+        </w:tc>
+        <w:tc>
+          <w:tcPr>
+            <w:tcW w:w="5097" w:type="dxa"/>
+          </w:tcPr>
+          <w:p>
+            <w:pPr>
+              <w:ind w:firstLine="0"/>
+              <w:rPr>
+                <w:szCs w:val="28"/>
+              </w:rPr>
+            </w:pPr>
+            <w:r>
+              <w:rPr>
+                <w:szCs w:val="28"/>
+              </w:rPr>
+              <w:t>проникнуться в глубину игровой сессии</w:t>
+            </w:r>
+          </w:p>
+        </w:tc>
+      </w:tr>
+    </w:tbl>
+    <w:p>
+      <w:pPr>
+        <w:ind w:firstLine="0"/>
+      </w:pPr>
+    </w:p>
+    <w:tbl>
+      <w:tblPr>
+        <w:tblStyle w:val="a6"/>
+        <w:tblW w:w="0" w:type="auto"/>
+        <w:tblLook w:val="04A0" w:firstRow="1" w:lastRow="0" w:firstColumn="1" w:lastColumn="0" w:noHBand="0" w:noVBand="1"/>
+      </w:tblPr>
+      <w:tblGrid>
+        <w:gridCol w:w="3115"/>
+        <w:gridCol w:w="1133"/>
+        <w:gridCol w:w="5097"/>
+      </w:tblGrid>
+      <w:tr>
+        <w:tc>
+          <w:tcPr>
+            <w:tcW w:w="4248" w:type="dxa"/>
+            <w:gridSpan w:val="2"/>
+          </w:tcPr>
+          <w:p>
+            <w:pPr>
+              <w:ind w:firstLine="0"/>
+              <w:rPr>
+                <w:szCs w:val="28"/>
+              </w:rPr>
+            </w:pPr>
+            <w:r>
+              <w:rPr>
+                <w:szCs w:val="28"/>
+              </w:rPr>
+              <w:t>Заголовок</w:t>
+            </w:r>
+          </w:p>
+        </w:tc>
+        <w:tc>
+          <w:tcPr>
+            <w:tcW w:w="5097" w:type="dxa"/>
+          </w:tcPr>
+          <w:p>
+            <w:pPr>
+              <w:ind w:firstLine="0"/>
+              <w:rPr>
+                <w:szCs w:val="28"/>
+              </w:rPr>
+            </w:pPr>
+            <w:r>
+              <w:rPr>
+                <w:szCs w:val="28"/>
+              </w:rPr>
+              <w:t>Контактная информация о статье</w:t>
+            </w:r>
+          </w:p>
+        </w:tc>
+      </w:tr>
+      <w:tr>
+        <w:tc>
+          <w:tcPr>
+            <w:tcW w:w="3115" w:type="dxa"/>
+          </w:tcPr>
+          <w:p>
+            <w:pPr>
+              <w:ind w:firstLine="0"/>
+              <w:rPr>
+                <w:szCs w:val="28"/>
+              </w:rPr>
+            </w:pPr>
+            <w:r>
+              <w:rPr>
+                <w:szCs w:val="28"/>
+              </w:rPr>
+              <w:t>Заказчик (</w:t>
+            </w:r>
+            <w:r>
+              <w:rPr>
+                <w:szCs w:val="28"/>
+                <w:lang w:val="en-US"/>
+              </w:rPr>
+              <w:t>actor</w:t>
+            </w:r>
+            <w:r>
+              <w:rPr>
+                <w:szCs w:val="28"/>
+              </w:rPr>
+              <w:t>)</w:t>
+            </w:r>
+          </w:p>
+        </w:tc>
+        <w:tc>
+          <w:tcPr>
+            <w:tcW w:w="1133" w:type="dxa"/>
+          </w:tcPr>
+          <w:p>
+            <w:pPr>
+              <w:ind w:firstLine="0"/>
+              <w:rPr>
+                <w:szCs w:val="28"/>
+              </w:rPr>
+            </w:pPr>
+            <w:r>
+              <w:rPr>
+                <w:szCs w:val="28"/>
+              </w:rPr>
+              <w:t>Как</w:t>
+            </w:r>
+          </w:p>
+        </w:tc>
+        <w:tc>
+          <w:tcPr>
+            <w:tcW w:w="5097" w:type="dxa"/>
+          </w:tcPr>
+          <w:p>
+            <w:pPr>
+              <w:ind w:firstLine="0"/>
+              <w:rPr>
+                <w:szCs w:val="28"/>
+              </w:rPr>
+            </w:pPr>
+            <w:r>
+              <w:rPr>
+                <w:szCs w:val="28"/>
+              </w:rPr>
+              <w:t>пользователь</w:t>
+            </w:r>
+          </w:p>
+        </w:tc>
+      </w:tr>
+      <w:tr>
+        <w:tc>
+          <w:tcPr>
+            <w:tcW w:w="3115" w:type="dxa"/>
+          </w:tcPr>
+          <w:p>
+            <w:pPr>
+              <w:ind w:firstLine="0"/>
+              <w:rPr>
+                <w:szCs w:val="28"/>
+              </w:rPr>
+            </w:pPr>
+            <w:r>
+              <w:rPr>
+                <w:szCs w:val="28"/>
+              </w:rPr>
+              <w:t>Примечание</w:t>
+            </w:r>
+          </w:p>
+        </w:tc>
+        <w:tc>
+          <w:tcPr>
+            <w:tcW w:w="1133" w:type="dxa"/>
+          </w:tcPr>
+          <w:p>
+            <w:pPr>
+              <w:ind w:firstLine="0"/>
+              <w:rPr>
+                <w:szCs w:val="28"/>
+              </w:rPr>
+            </w:pPr>
+            <w:r>
+              <w:rPr>
+                <w:szCs w:val="28"/>
+              </w:rPr>
+              <w:t>Я хочу</w:t>
+            </w:r>
+          </w:p>
+        </w:tc>
+        <w:tc>
+          <w:tcPr>
+            <w:tcW w:w="5097" w:type="dxa"/>
+          </w:tcPr>
+          <w:p>
+            <w:pPr>
+              <w:ind w:firstLine="0"/>
+              <w:rPr>
+                <w:szCs w:val="28"/>
+              </w:rPr>
+            </w:pPr>
+            <w:r>
+              <w:rPr>
+                <w:szCs w:val="28"/>
+              </w:rPr>
+              <w:t>иметь какое-то необычное свойство</w:t>
+            </w:r>
+          </w:p>
+        </w:tc>
+      </w:tr>
+      <w:tr>
+        <w:tc>
+          <w:tcPr>
+            <w:tcW w:w="3115" w:type="dxa"/>
+          </w:tcPr>
+          <w:p>
+            <w:pPr>
+              <w:ind w:firstLine="0"/>
+              <w:rPr>
+                <w:szCs w:val="28"/>
+              </w:rPr>
+            </w:pPr>
+            <w:r>
+              <w:rPr>
+                <w:szCs w:val="28"/>
+              </w:rPr>
+              <w:t>Цель</w:t>
+            </w:r>
+          </w:p>
+        </w:tc>
+        <w:tc>
+          <w:tcPr>
+            <w:tcW w:w="1133" w:type="dxa"/>
+          </w:tcPr>
+          <w:p>
+            <w:pPr>
+              <w:ind w:firstLine="0"/>
+              <w:rPr>
+                <w:szCs w:val="28"/>
+              </w:rPr>
+            </w:pPr>
+            <w:r>
+              <w:rPr>
+                <w:szCs w:val="28"/>
+              </w:rPr>
+              <w:t>Чтобы</w:t>
+            </w:r>
+          </w:p>
+        </w:tc>
+        <w:tc>
+          <w:tcPr>
+            <w:tcW w:w="5097" w:type="dxa"/>
+          </w:tcPr>
+          <w:p>
+            <w:pPr>
+              <w:ind w:firstLine="0"/>
+              <w:rPr>
+                <w:szCs w:val="28"/>
+              </w:rPr>
+            </w:pPr>
+            <w:r>
+              <w:rPr>
+                <w:szCs w:val="28"/>
+              </w:rPr>
+              <w:t>увеселить или осложнить процесс</w:t>
+            </w:r>
+          </w:p>
+        </w:tc>
+      </w:tr>
+    </w:tbl>
+    <w:p>
+      <w:pPr>
+        <w:ind w:firstLine="0"/>
+      </w:pPr>
+    </w:p>
+    <w:p>
+      <w:pPr>
+        <w:pStyle w:val="2"/>
+      </w:pPr>
+      <w:bookmarkStart w:id="3" w:name="_Toc191853024"/>
+      <w:r>
+        <w:t>Макет интерфейса продукта</w:t>
+      </w:r>
       <w:bookmarkEnd w:id="3"/>
     </w:p>
-    <w:p/>
     <w:p>
       <w:pPr>
-        <w:spacing w:line="259" w:lineRule="auto"/>
-        <w:ind w:firstLine="0"/>
-        <w:jc w:val="left"/>
+        <w:pStyle w:val="a9"/>
       </w:pPr>
       <w:r>
-        <w:br w:type="page"/>
+        <w:rPr>
+          <w:noProof/>
+        </w:rPr>
+        <w:drawing>
+          <wp:inline distT="0" distB="0" distL="0" distR="0" wp14:anchorId="652F10BE" wp14:editId="59A228DB">
+            <wp:extent cx="5934075" cy="3286125"/>
+            <wp:effectExtent l="0" t="0" r="9525" b="9525"/>
+            <wp:docPr id="1" name="Рисунок 1"/>
+            <wp:cNvGraphicFramePr>
+              <a:graphicFrameLocks xmlns:a="http://schemas.openxmlformats.org/drawingml/2006/main" noChangeAspect="1"/>
+            </wp:cNvGraphicFramePr>
+            <a:graphic xmlns:a="http://schemas.openxmlformats.org/drawingml/2006/main">
+              <a:graphicData uri="http://schemas.openxmlformats.org/drawingml/2006/picture">
+                <pic:pic xmlns:pic="http://schemas.openxmlformats.org/drawingml/2006/picture">
+                  <pic:nvPicPr>
+                    <pic:cNvPr id="0" name="Picture 1"/>
+                    <pic:cNvPicPr>
+                      <a:picLocks noChangeAspect="1" noChangeArrowheads="1"/>
+                    </pic:cNvPicPr>
+                  </pic:nvPicPr>
+                  <pic:blipFill>
+                    <a:blip r:embed="rId8" cstate="print">
+                      <a:extLst>
+                        <a:ext uri="{28A0092B-C50C-407E-A947-70E740481C1C}">
+                          <a14:useLocalDpi xmlns:a14="http://schemas.microsoft.com/office/drawing/2010/main" val="0"/>
+                        </a:ext>
+                      </a:extLst>
+                    </a:blip>
+                    <a:srcRect/>
+                    <a:stretch>
+                      <a:fillRect/>
+                    </a:stretch>
+                  </pic:blipFill>
+                  <pic:spPr bwMode="auto">
+                    <a:xfrm>
+                      <a:off x="0" y="0"/>
+                      <a:ext cx="5934075" cy="3286125"/>
+                    </a:xfrm>
+                    <a:prstGeom prst="rect">
+                      <a:avLst/>
+                    </a:prstGeom>
+                    <a:noFill/>
+                    <a:ln>
+                      <a:noFill/>
+                    </a:ln>
+                  </pic:spPr>
+                </pic:pic>
+              </a:graphicData>
+            </a:graphic>
+          </wp:inline>
+        </w:drawing>
       </w:r>
     </w:p>
     <w:p>
       <w:pPr>
-        <w:pStyle w:val="1"/>
-      </w:pPr>
-      <w:bookmarkStart w:id="4" w:name="_Toc190603385"/>
-      <w:bookmarkStart w:id="5" w:name="_Toc191205643"/>
+        <w:pStyle w:val="a9"/>
+      </w:pPr>
       <w:r>
-        <w:lastRenderedPageBreak/>
-        <w:t>Вывод</w:t>
-      </w:r>
-      <w:bookmarkEnd w:id="4"/>
-      <w:bookmarkEnd w:id="5"/>
-    </w:p>
-    <w:p>
-      <w:pPr>
-        <w:spacing w:line="259" w:lineRule="auto"/>
-        <w:ind w:firstLine="0"/>
-        <w:jc w:val="left"/>
-      </w:pPr>
-      <w:r>
-        <w:br w:type="page"/>
-      </w:r>
-    </w:p>
-    <w:p>
-      <w:pPr>
-        <w:pStyle w:val="1"/>
-      </w:pPr>
-      <w:bookmarkStart w:id="6" w:name="_Toc190603386"/>
-      <w:bookmarkStart w:id="7" w:name="_Toc191205644"/>
-      <w:r>
-        <w:lastRenderedPageBreak/>
-        <w:t>Дополнительная литература</w:t>
-      </w:r>
-      <w:bookmarkEnd w:id="6"/>
-      <w:bookmarkEnd w:id="7"/>
-    </w:p>
-    <w:p>
-      <w:pPr>
-        <w:pStyle w:val="a4"/>
-        <w:numPr>
-          <w:ilvl w:val="0"/>
-          <w:numId w:val="17"/>
-        </w:numPr>
-      </w:pPr>
-      <w:r>
-        <w:t xml:space="preserve">Лекционный материал преподавателя РТУ МИРЭА </w:t>
-      </w:r>
-      <w:proofErr w:type="spellStart"/>
-      <w:r>
-        <w:t>Жматова</w:t>
-      </w:r>
-      <w:proofErr w:type="spellEnd"/>
-      <w:r>
-        <w:t xml:space="preserve"> Дмитрия Владимировича </w:t>
+        <w:t>Рисунок 1 – Бета-интерфейс</w:t>
       </w:r>
     </w:p>
     <w:p/>
     <w:p/>
     <w:p/>
     <w:p/>
-    <w:p/>
-    <w:p/>
-    <w:p/>
+    <w:p>
+      <w:pPr>
+        <w:pStyle w:val="2"/>
+      </w:pPr>
+      <w:bookmarkStart w:id="4" w:name="_Toc191853025"/>
+      <w:r>
+        <w:lastRenderedPageBreak/>
+        <w:t>Репозиторий проекта</w:t>
+      </w:r>
+      <w:bookmarkEnd w:id="4"/>
+    </w:p>
     <w:p/>
     <w:p>
       <w:pPr>
-        <w:jc w:val="center"/>
+        <w:pStyle w:val="a9"/>
+      </w:pPr>
+      <w:r>
+        <w:rPr>
+          <w:noProof/>
+        </w:rPr>
+        <w:drawing>
+          <wp:inline distT="0" distB="0" distL="0" distR="0" wp14:anchorId="1B5E4456" wp14:editId="0A70506B">
+            <wp:extent cx="5940425" cy="3199765"/>
+            <wp:effectExtent l="0" t="0" r="3175" b="635"/>
+            <wp:docPr id="2" name="Рисунок 2"/>
+            <wp:cNvGraphicFramePr>
+              <a:graphicFrameLocks xmlns:a="http://schemas.openxmlformats.org/drawingml/2006/main" noChangeAspect="1"/>
+            </wp:cNvGraphicFramePr>
+            <a:graphic xmlns:a="http://schemas.openxmlformats.org/drawingml/2006/main">
+              <a:graphicData uri="http://schemas.openxmlformats.org/drawingml/2006/picture">
+                <pic:pic xmlns:pic="http://schemas.openxmlformats.org/drawingml/2006/picture">
+                  <pic:nvPicPr>
+                    <pic:cNvPr id="1" name=""/>
+                    <pic:cNvPicPr/>
+                  </pic:nvPicPr>
+                  <pic:blipFill>
+                    <a:blip r:embed="rId9"/>
+                    <a:stretch>
+                      <a:fillRect/>
+                    </a:stretch>
+                  </pic:blipFill>
+                  <pic:spPr>
+                    <a:xfrm>
+                      <a:off x="0" y="0"/>
+                      <a:ext cx="5940425" cy="3199765"/>
+                    </a:xfrm>
+                    <a:prstGeom prst="rect">
+                      <a:avLst/>
+                    </a:prstGeom>
+                  </pic:spPr>
+                </pic:pic>
+              </a:graphicData>
+            </a:graphic>
+          </wp:inline>
+        </w:drawing>
+      </w:r>
+    </w:p>
+    <w:p>
+      <w:pPr>
+        <w:pStyle w:val="a9"/>
+      </w:pPr>
+      <w:r>
+        <w:t xml:space="preserve">Рисунок 2 – Создание </w:t>
+      </w:r>
+      <w:proofErr w:type="spellStart"/>
+      <w:r>
+        <w:t>проета</w:t>
+      </w:r>
+      <w:proofErr w:type="spellEnd"/>
+    </w:p>
+    <w:p/>
+    <w:p>
+      <w:pPr>
+        <w:pStyle w:val="a9"/>
+      </w:pPr>
+      <w:r>
+        <w:rPr>
+          <w:noProof/>
+        </w:rPr>
+        <w:drawing>
+          <wp:inline distT="0" distB="0" distL="0" distR="0" wp14:anchorId="451C57B3" wp14:editId="0233DB6C">
+            <wp:extent cx="5940425" cy="2757170"/>
+            <wp:effectExtent l="0" t="0" r="3175" b="5080"/>
+            <wp:docPr id="3" name="Рисунок 3"/>
+            <wp:cNvGraphicFramePr>
+              <a:graphicFrameLocks xmlns:a="http://schemas.openxmlformats.org/drawingml/2006/main" noChangeAspect="1"/>
+            </wp:cNvGraphicFramePr>
+            <a:graphic xmlns:a="http://schemas.openxmlformats.org/drawingml/2006/main">
+              <a:graphicData uri="http://schemas.openxmlformats.org/drawingml/2006/picture">
+                <pic:pic xmlns:pic="http://schemas.openxmlformats.org/drawingml/2006/picture">
+                  <pic:nvPicPr>
+                    <pic:cNvPr id="1" name=""/>
+                    <pic:cNvPicPr/>
+                  </pic:nvPicPr>
+                  <pic:blipFill>
+                    <a:blip r:embed="rId10"/>
+                    <a:stretch>
+                      <a:fillRect/>
+                    </a:stretch>
+                  </pic:blipFill>
+                  <pic:spPr>
+                    <a:xfrm>
+                      <a:off x="0" y="0"/>
+                      <a:ext cx="5940425" cy="2757170"/>
+                    </a:xfrm>
+                    <a:prstGeom prst="rect">
+                      <a:avLst/>
+                    </a:prstGeom>
+                  </pic:spPr>
+                </pic:pic>
+              </a:graphicData>
+            </a:graphic>
+          </wp:inline>
+        </w:drawing>
+      </w:r>
+    </w:p>
+    <w:p>
+      <w:pPr>
+        <w:pStyle w:val="a9"/>
+      </w:pPr>
+      <w:r>
+        <w:t>Рисунок 3 – Удаленный репозиторий</w:t>
+      </w:r>
+    </w:p>
+    <w:p>
+      <w:pPr>
+        <w:ind w:firstLine="0"/>
+      </w:pPr>
+      <w:bookmarkStart w:id="5" w:name="_Toc190603384"/>
+    </w:p>
+    <w:p>
+      <w:pPr>
+        <w:ind w:firstLine="0"/>
+      </w:pPr>
+    </w:p>
+    <w:bookmarkEnd w:id="5"/>
+    <w:p>
+      <w:pPr>
+        <w:spacing w:line="259" w:lineRule="auto"/>
+        <w:ind w:firstLine="0"/>
+        <w:jc w:val="left"/>
       </w:pPr>
     </w:p>
     <w:sectPr>
-      <w:footerReference w:type="default" r:id="rId8"/>
+      <w:footerReference w:type="default" r:id="rId11"/>
       <w:pgSz w:w="11906" w:h="16838"/>
       <w:pgMar w:top="1134" w:right="850" w:bottom="1134" w:left="1701" w:header="708" w:footer="708" w:gutter="0"/>
       <w:cols w:space="708"/>
